--- a/report/DataX_round2_paper.docx
+++ b/report/DataX_round2_paper.docx
@@ -194,7 +194,7 @@
           <w:color w:val="1A202C"/>
           <w:sz w:val="22"/>
         </w:rPr>
-        <w:t xml:space="preserve"> for each of 20,000 outlets for January 2026 using a five-method statistical ensemble anchored on peer-conditional quantiles, validates the result against held-out January 2025, allocates a fixed LKR 5,000,000 trade-spend budget over 8,989 Western Province outlets through a concave water-filling optimiser, and surfaces every prediction with per-outlet feature attribution and an LLM-generated business narrative inside a Next.js web application.</w:t>
+        <w:t xml:space="preserve"> for each of 20,000 outlets for January 2026 using a five-method statistical ensemble anchored on peer-conditional quantiles, validates the result against held-out January 2025, allocates a fixed LKR 5,000,000 trade-spend budget over 8,588 Western Province outlets through a concave water-filling optimiser, and surfaces every prediction with per-outlet feature attribution and an LLM-generated business narrative inside a Next.js web application.</w:t>
       </w:r>
     </w:p>
     <w:p>
@@ -467,7 +467,7 @@
                 <w:color w:val="1A202C"/>
                 <w:sz w:val="21"/>
               </w:rPr>
-              <w:t>0.794 over 11,256 outlets</w:t>
+              <w:t>0.793 over 10,949 outlets</w:t>
             </w:r>
           </w:p>
         </w:tc>
@@ -509,7 +509,7 @@
                 <w:color w:val="1A202C"/>
                 <w:sz w:val="21"/>
               </w:rPr>
-              <w:t>4,999,955.90 across 8,803 funded outlets</w:t>
+              <w:t>4,999,912.87 across 8,416 funded outlets</w:t>
             </w:r>
           </w:p>
         </w:tc>
@@ -549,7 +549,7 @@
                 <w:color w:val="1A202C"/>
                 <w:sz w:val="21"/>
               </w:rPr>
-              <w:t>35% / 42% / 23%</w:t>
+              <w:t>34.9% / 41.8% / 23.3%</w:t>
             </w:r>
           </w:p>
         </w:tc>
@@ -591,7 +591,7 @@
                 <w:color w:val="1A202C"/>
                 <w:sz w:val="21"/>
               </w:rPr>
-              <w:t>LKR 33,629,125 (net 28.6M of 5M capex)</w:t>
+              <w:t>LKR 36,650,325 (net 31.65M of 5M capex)</w:t>
             </w:r>
           </w:p>
         </w:tc>
@@ -631,7 +631,7 @@
                 <w:color w:val="1A202C"/>
                 <w:sz w:val="21"/>
               </w:rPr>
-              <w:t>0.879 ± 0.006</w:t>
+              <w:t>0.879 ± 0.004</w:t>
             </w:r>
           </w:p>
         </w:tc>
@@ -673,7 +673,7 @@
                 <w:color w:val="1A202C"/>
                 <w:sz w:val="21"/>
               </w:rPr>
-              <w:t>96</w:t>
+              <w:t>91</w:t>
             </w:r>
           </w:p>
         </w:tc>
@@ -3213,7 +3213,7 @@
                 <w:color w:val="1A202C"/>
                 <w:sz w:val="21"/>
               </w:rPr>
-              <w:t>979</w:t>
+              <w:t>985</w:t>
             </w:r>
           </w:p>
         </w:tc>
@@ -3838,7 +3838,7 @@
                 <w:color w:val="1A202C"/>
                 <w:sz w:val="21"/>
               </w:rPr>
-              <w:t>82,810</w:t>
+              <w:t>80,611</w:t>
             </w:r>
           </w:p>
         </w:tc>
@@ -3898,7 +3898,7 @@
                 <w:color w:val="1A202C"/>
                 <w:sz w:val="21"/>
               </w:rPr>
-              <w:t>2,783</w:t>
+              <w:t>2,707</w:t>
             </w:r>
           </w:p>
         </w:tc>
@@ -3918,6 +3918,68 @@
                 <w:sz w:val="21"/>
               </w:rPr>
               <w:t>flagged — used as positive training labels for the dormancy classifier</w:t>
+            </w:r>
+          </w:p>
+        </w:tc>
+      </w:tr>
+      <w:tr>
+        <w:tc>
+          <w:tcPr>
+            <w:tcW w:type="dxa" w:w="3213"/>
+            <w:shd w:val="clear" w:color="auto" w:fill="F4F6F9"/>
+            <w:vAlign w:val="center"/>
+          </w:tcPr>
+          <w:p>
+            <w:r/>
+            <w:r>
+              <w:rPr>
+                <w:rFonts w:ascii="Calibri" w:hAnsi="Calibri"/>
+                <w:b w:val="0"/>
+                <w:i w:val="0"/>
+                <w:color w:val="1A202C"/>
+                <w:sz w:val="21"/>
+              </w:rPr>
+              <w:t>Coordinates outside coarse land-mask (≥ 5 km from any land outlet)</w:t>
+            </w:r>
+          </w:p>
+        </w:tc>
+        <w:tc>
+          <w:tcPr>
+            <w:tcW w:type="dxa" w:w="3213"/>
+            <w:shd w:val="clear" w:color="auto" w:fill="F4F6F9"/>
+            <w:vAlign w:val="center"/>
+          </w:tcPr>
+          <w:p>
+            <w:r/>
+            <w:r>
+              <w:rPr>
+                <w:rFonts w:ascii="Calibri" w:hAnsi="Calibri"/>
+                <w:b w:val="0"/>
+                <w:i w:val="0"/>
+                <w:color w:val="1A202C"/>
+                <w:sz w:val="21"/>
+              </w:rPr>
+              <w:t>521</w:t>
+            </w:r>
+          </w:p>
+        </w:tc>
+        <w:tc>
+          <w:tcPr>
+            <w:tcW w:type="dxa" w:w="3213"/>
+            <w:shd w:val="clear" w:color="auto" w:fill="F4F6F9"/>
+            <w:vAlign w:val="center"/>
+          </w:tcPr>
+          <w:p>
+            <w:r/>
+            <w:r>
+              <w:rPr>
+                <w:rFonts w:ascii="Calibri" w:hAnsi="Calibri"/>
+                <w:b w:val="0"/>
+                <w:i w:val="0"/>
+                <w:color w:val="1A202C"/>
+                <w:sz w:val="21"/>
+              </w:rPr>
+              <w:t>quarantined — likely GPS errors; coastal coordinates kept within 5 km buffer</w:t>
             </w:r>
           </w:p>
         </w:tc>
@@ -5396,7 +5458,7 @@
           <w:color w:val="1A202C"/>
           <w:sz w:val="22"/>
         </w:rPr>
-        <w:t>0.794</w:t>
+        <w:t>0.793</w:t>
       </w:r>
       <w:r>
         <w:rPr>
@@ -5406,7 +5468,7 @@
           <w:color w:val="1A202C"/>
           <w:sz w:val="22"/>
         </w:rPr>
-        <w:t xml:space="preserve"> over 11,256 outlets. The MAE and median % error are also reported in the audit CSV.</w:t>
+        <w:t xml:space="preserve"> over 10,949 outlets. The MAE and median % error are also reported in the audit CSV.</w:t>
       </w:r>
     </w:p>
     <w:p>
@@ -5542,7 +5604,7 @@
           <w:color w:val="1A202C"/>
           <w:sz w:val="22"/>
         </w:rPr>
-        <w:t xml:space="preserve"> (Western Province only, 8,989 outlets) and </w:t>
+        <w:t xml:space="preserve"> (Western Province only, 8,588 outlets after sea-coordinate quarantine) and </w:t>
       </w:r>
       <w:r>
         <w:rPr>
@@ -5834,7 +5896,7 @@
           <w:color w:val="1A202C"/>
           <w:sz w:val="22"/>
         </w:rPr>
-        <w:t>4,999,955.90</w:t>
+        <w:t>4,999,912.87</w:t>
       </w:r>
       <w:r>
         <w:rPr>
@@ -5854,7 +5916,7 @@
           <w:color w:val="1A202C"/>
           <w:sz w:val="22"/>
         </w:rPr>
-        <w:t>8,803 of 8,989</w:t>
+        <w:t>8,416 of 8,588</w:t>
       </w:r>
       <w:r>
         <w:rPr>
@@ -5864,7 +5926,7 @@
           <w:color w:val="1A202C"/>
           <w:sz w:val="22"/>
         </w:rPr>
-        <w:t xml:space="preserve"> outlets; 186 outlets with zero uplift receive zero allocation. No outlet hits the 5,000 LKR cap. The 24-month sensitivity sweep at six elasticity values is published to </w:t>
+        <w:t xml:space="preserve"> outlets; 172 outlets with zero uplift receive zero allocation. No outlet hits the 5,000 LKR cap. The 24-month sensitivity sweep at six elasticity values is published to </w:t>
       </w:r>
       <w:r>
         <w:rPr>
@@ -6049,7 +6111,7 @@
                 <w:color w:val="1A202C"/>
                 <w:sz w:val="21"/>
               </w:rPr>
-              <w:t>1,740,292</w:t>
+              <w:t>1,744,750</w:t>
             </w:r>
           </w:p>
         </w:tc>
@@ -6068,7 +6130,7 @@
                 <w:color w:val="1A202C"/>
                 <w:sz w:val="21"/>
               </w:rPr>
-              <w:t>35 %</w:t>
+              <w:t>34.9 %</w:t>
             </w:r>
           </w:p>
         </w:tc>
@@ -6110,7 +6172,7 @@
                 <w:color w:val="1A202C"/>
                 <w:sz w:val="21"/>
               </w:rPr>
-              <w:t>2,097,036</w:t>
+              <w:t>2,089,088</w:t>
             </w:r>
           </w:p>
         </w:tc>
@@ -6130,7 +6192,7 @@
                 <w:color w:val="1A202C"/>
                 <w:sz w:val="21"/>
               </w:rPr>
-              <w:t>42 %</w:t>
+              <w:t>41.8 %</w:t>
             </w:r>
           </w:p>
         </w:tc>
@@ -6170,7 +6232,7 @@
                 <w:color w:val="1A202C"/>
                 <w:sz w:val="21"/>
               </w:rPr>
-              <w:t>1,162,628</w:t>
+              <w:t>1,166,075</w:t>
             </w:r>
           </w:p>
         </w:tc>
@@ -6189,7 +6251,7 @@
                 <w:color w:val="1A202C"/>
                 <w:sz w:val="21"/>
               </w:rPr>
-              <w:t>23 %</w:t>
+              <w:t>23.3 %</w:t>
             </w:r>
           </w:p>
         </w:tc>
@@ -6231,7 +6293,7 @@
                 <w:color w:val="1A202C"/>
                 <w:sz w:val="21"/>
               </w:rPr>
-              <w:t>5,000,000</w:t>
+              <w:t>4,999,913</w:t>
             </w:r>
           </w:p>
         </w:tc>
@@ -6374,7 +6436,7 @@
           <w:color w:val="1A202C"/>
           <w:sz w:val="22"/>
         </w:rPr>
-        <w:t xml:space="preserve"> (Top-100 by 24-month NPV, total LKR 28.6 M net of LKR 5 M capex at 3.6-month median payback), </w:t>
+        <w:t xml:space="preserve"> (Top-100 by 24-month NPV, total LKR 31.65 M net of LKR 5 M capex at 3.33-month median payback), </w:t>
       </w:r>
       <w:r>
         <w:rPr>
@@ -6414,7 +6476,7 @@
           <w:color w:val="1A202C"/>
           <w:sz w:val="22"/>
         </w:rPr>
-        <w:t xml:space="preserve"> (XGBoost classifier on the 2,783 historical lapse cases, 5-fold CV AUC 0.879), </w:t>
+        <w:t xml:space="preserve"> (XGBoost classifier on the 2,707 historical lapse cases, 5-fold CV AUC 0.879), </w:t>
       </w:r>
       <w:r>
         <w:rPr>
@@ -6454,7 +6516,7 @@
           <w:color w:val="1A202C"/>
           <w:sz w:val="22"/>
         </w:rPr>
-        <w:t xml:space="preserve"> (96 sub-province clusters for route planning).</w:t>
+        <w:t xml:space="preserve"> (91 sub-province clusters for route planning).</w:t>
       </w:r>
     </w:p>
     <w:p>
@@ -7054,7 +7116,7 @@
           <w:color w:val="1A202C"/>
           <w:sz w:val="22"/>
         </w:rPr>
-        <w:t>: an initial counter over-reported corrections (5,958 vs the true 979) because it counted rows whose value happened to match a canonical entry even when no change occurred. Fixed before any narrative was written.</w:t>
+        <w:t>: an initial counter over-reported corrections (5,958 vs the true 985) because it counted rows whose value happened to match a canonical entry even when no change occurred. Fixed before any narrative was written.</w:t>
       </w:r>
     </w:p>
     <w:p>
@@ -7436,7 +7498,7 @@
           <w:color w:val="1A202C"/>
           <w:sz w:val="22"/>
         </w:rPr>
-        <w:t xml:space="preserve"> with leaf cluster selection and added a "reassign noise to nearest centroid" step, yielding 96 useful sub-province territories.</w:t>
+        <w:t xml:space="preserve"> with leaf cluster selection and added a "reassign noise to nearest centroid" step, yielding 91 useful sub-province territories.</w:t>
       </w:r>
     </w:p>
     <w:p>
@@ -7852,7 +7914,7 @@
           <w:color w:val="1A202C"/>
           <w:sz w:val="22"/>
         </w:rPr>
-        <w:t xml:space="preserve"> Produced the Top-100 list (LKR 28.6 M net 24-month value) that anchors the pitch deck. 5. </w:t>
+        <w:t xml:space="preserve"> Produced the Top-100 list (LKR 31.65 M net 24-month value) that anchors the pitch deck. 5. </w:t>
       </w:r>
       <w:r>
         <w:rPr>
@@ -7923,7 +7985,7 @@
           <w:color w:val="1A202C"/>
           <w:sz w:val="22"/>
         </w:rPr>
-        <w:t>The β elasticity in the budget LP is uncalibrated — we publish a sensitivity sweep rather than a single number.</w:t>
+        <w:t>β elasticity in the budget LP is uncalibrated — sensitivity sweep published instead of a single number.</w:t>
       </w:r>
     </w:p>
     <w:p>
@@ -7939,7 +8001,7 @@
           <w:color w:val="1A202C"/>
           <w:sz w:val="22"/>
         </w:rPr>
-        <w:t>Counterfactuals are model-predicted, not empirically validated against historical cooler installations (the dataset records no installation dates).</w:t>
+        <w:t>Counterfactuals are model-predicted, not empirically validated (no install-date records in the dataset).</w:t>
       </w:r>
     </w:p>
     <w:p>
@@ -7955,7 +8017,7 @@
           <w:color w:val="1A202C"/>
           <w:sz w:val="22"/>
         </w:rPr>
-        <w:t xml:space="preserve">The cooler replenishment cycle is modelled through its </w:t>
+        <w:t xml:space="preserve">Cooler replenishment cycle modelled via its </w:t>
       </w:r>
       <w:r>
         <w:rPr>
@@ -7985,7 +8047,7 @@
           <w:color w:val="1A202C"/>
           <w:sz w:val="21"/>
         </w:rPr>
-        <w:t>replenishment_friction = stockout_flag_sum / active_months</w:t>
+        <w:t>stockout_flag_sum / active_months</w:t>
       </w:r>
       <w:r>
         <w:rPr>
@@ -7995,7 +8057,7 @@
           <w:color w:val="1A202C"/>
           <w:sz w:val="22"/>
         </w:rPr>
-        <w:t>) rather than the underlying delivery-cycle process itself.</w:t>
+        <w:t>), not the delivery process.</w:t>
       </w:r>
     </w:p>
     <w:p>
@@ -8011,7 +8073,7 @@
           <w:color w:val="1A202C"/>
           <w:sz w:val="22"/>
         </w:rPr>
-        <w:t>Channel split heuristics are informed by marketing-mix-modelling conventions, not fitted from data.</w:t>
+        <w:t>Channel split heuristics from MMM conventions, not data-fitted.</w:t>
       </w:r>
     </w:p>
     <w:p>
@@ -8027,87 +8089,7 @@
           <w:color w:val="1A202C"/>
           <w:sz w:val="22"/>
         </w:rPr>
-        <w:t>OSM POI coverage is patchier in rural districts than in Colombo; the within-province POI tier normalisation mitigates this but does not eliminate it.</w:t>
-      </w:r>
-    </w:p>
-    <w:p>
-      <w:pPr>
-        <w:pBdr>
-          <w:bottom w:val="single" w:sz="6" w:space="1" w:color="B8C2CC"/>
-        </w:pBdr>
-      </w:pPr>
-    </w:p>
-    <w:p>
-      <w:pPr>
-        <w:spacing w:before="280" w:after="80"/>
-        <w:pBdr>
-          <w:bottom w:val="single" w:sz="8" w:space="2" w:color="0E7CBE"/>
-        </w:pBdr>
-      </w:pPr>
-      <w:r>
-        <w:rPr>
-          <w:rFonts w:ascii="Calibri" w:hAnsi="Calibri"/>
-          <w:b/>
-          <w:i w:val="0"/>
-          <w:color w:val="0E3F6E"/>
-          <w:sz w:val="30"/>
-        </w:rPr>
-        <w:t>Closing</w:t>
-      </w:r>
-    </w:p>
-    <w:p>
-      <w:pPr>
-        <w:spacing w:after="120" w:line="300" w:lineRule="auto"/>
-      </w:pPr>
-      <w:r>
-        <w:rPr>
-          <w:rFonts w:ascii="Calibri" w:hAnsi="Calibri"/>
-          <w:b w:val="0"/>
-          <w:i w:val="0"/>
-          <w:color w:val="1A202C"/>
-          <w:sz w:val="22"/>
-        </w:rPr>
-        <w:t xml:space="preserve">The submission delivers six artifacts: the predictions CSV, the LKR 5M Western Province budget allocation CSV, the reproducible 12-phase pipeline, the Outlet Intelligence web app with on-demand Gemini-grounded explanations, this methodology paper, and the executive pitch deck. Every numeric claim above is cross-referenced in </w:t>
-      </w:r>
-      <w:r>
-        <w:rPr>
-          <w:rFonts w:ascii="Consolas" w:hAnsi="Consolas"/>
-          <w:b w:val="0"/>
-          <w:i w:val="0"/>
-          <w:color w:val="1A202C"/>
-          <w:sz w:val="21"/>
-        </w:rPr>
-        <w:t>outputs/audit/</w:t>
-      </w:r>
-      <w:r>
-        <w:rPr>
-          <w:rFonts w:ascii="Calibri" w:hAnsi="Calibri"/>
-          <w:b w:val="0"/>
-          <w:i w:val="0"/>
-          <w:color w:val="1A202C"/>
-          <w:sz w:val="22"/>
-        </w:rPr>
-        <w:t xml:space="preserve"> or the README key-numbers block, and the methodology overview in </w:t>
-      </w:r>
-      <w:r>
-        <w:rPr>
-          <w:rFonts w:ascii="Consolas" w:hAnsi="Consolas"/>
-          <w:b w:val="0"/>
-          <w:i w:val="0"/>
-          <w:color w:val="1A202C"/>
-          <w:sz w:val="21"/>
-        </w:rPr>
-        <w:t>docs/methodology_overview.md</w:t>
-      </w:r>
-      <w:r>
-        <w:rPr>
-          <w:rFonts w:ascii="Calibri" w:hAnsi="Calibri"/>
-          <w:b w:val="0"/>
-          <w:i w:val="0"/>
-          <w:color w:val="1A202C"/>
-          <w:sz w:val="22"/>
-        </w:rPr>
-        <w:t xml:space="preserve"> provides the full per-module reference with 25 diagrams.</w:t>
+        <w:t>OSM POI coverage is patchier in rural districts; within-province tier normalisation mitigates this.</w:t>
       </w:r>
     </w:p>
     <w:p>
